--- a/rus/docx/46.content.docx
+++ b/rus/docx/46.content.docx
@@ -333,108 +333,72 @@
         </w:rPr>
         <w:t xml:space="preserve">Написано из Ефеса во время третьего миссионерского путешествия Павла, в ответ на сообщения и вопросы, полученные им от церкви в Коринфе (см. </w:t>
       </w:r>
-      <w:hyperlink r:id="rId13">
-        <w:r>
-          <w:rPr>
-            <w:lang w:val="ru_RU" w:bidi="ru_RU"/>
-          </w:rPr>
-          <w:rPr>
-            <w:color w:val="0000EE"/>
-            <w:u w:val="single"/>
-          </w:rPr>
-          <w:t>1 Кор. 1:11</w:t>
-        </w:r>
-      </w:hyperlink>
+      <w:r>
+        <w:rPr>
+          <w:lang w:val="ru_RU" w:bidi="ru_RU"/>
+        </w:rPr>
+        <w:t>1 Кор. 1:11</w:t>
+      </w:r>
       <w:r>
         <w:rPr>
           <w:lang w:val="ru_RU" w:bidi="ru_RU"/>
         </w:rPr>
         <w:t xml:space="preserve">; </w:t>
       </w:r>
-      <w:hyperlink r:id="rId14">
-        <w:r>
-          <w:rPr>
-            <w:lang w:val="ru_RU" w:bidi="ru_RU"/>
-          </w:rPr>
-          <w:rPr>
-            <w:color w:val="0000EE"/>
-            <w:u w:val="single"/>
-          </w:rPr>
-          <w:t>5:1</w:t>
-        </w:r>
-      </w:hyperlink>
+      <w:r>
+        <w:rPr>
+          <w:lang w:val="ru_RU" w:bidi="ru_RU"/>
+        </w:rPr>
+        <w:t>5:1</w:t>
+      </w:r>
       <w:r>
         <w:rPr>
           <w:lang w:val="ru_RU" w:bidi="ru_RU"/>
         </w:rPr>
         <w:t xml:space="preserve">; </w:t>
       </w:r>
-      <w:hyperlink r:id="rId15">
-        <w:r>
-          <w:rPr>
-            <w:lang w:val="ru_RU" w:bidi="ru_RU"/>
-          </w:rPr>
-          <w:rPr>
-            <w:color w:val="0000EE"/>
-            <w:u w:val="single"/>
-          </w:rPr>
-          <w:t>7:1</w:t>
-        </w:r>
-      </w:hyperlink>
+      <w:r>
+        <w:rPr>
+          <w:lang w:val="ru_RU" w:bidi="ru_RU"/>
+        </w:rPr>
+        <w:t>7:1</w:t>
+      </w:r>
       <w:r>
         <w:rPr>
           <w:lang w:val="ru_RU" w:bidi="ru_RU"/>
         </w:rPr>
         <w:t xml:space="preserve">; </w:t>
       </w:r>
-      <w:hyperlink r:id="rId16">
-        <w:r>
-          <w:rPr>
-            <w:lang w:val="ru_RU" w:bidi="ru_RU"/>
-          </w:rPr>
-          <w:rPr>
-            <w:color w:val="0000EE"/>
-            <w:u w:val="single"/>
-          </w:rPr>
-          <w:t>8:1</w:t>
-        </w:r>
-      </w:hyperlink>
+      <w:r>
+        <w:rPr>
+          <w:lang w:val="ru_RU" w:bidi="ru_RU"/>
+        </w:rPr>
+        <w:t>8:1</w:t>
+      </w:r>
       <w:r>
         <w:rPr>
           <w:lang w:val="ru_RU" w:bidi="ru_RU"/>
         </w:rPr>
         <w:t xml:space="preserve">; </w:t>
       </w:r>
-      <w:hyperlink r:id="rId17">
-        <w:r>
-          <w:rPr>
-            <w:lang w:val="ru_RU" w:bidi="ru_RU"/>
-          </w:rPr>
-          <w:rPr>
-            <w:color w:val="0000EE"/>
-            <w:u w:val="single"/>
-          </w:rPr>
-          <w:t>12:1</w:t>
-        </w:r>
-      </w:hyperlink>
+      <w:r>
+        <w:rPr>
+          <w:lang w:val="ru_RU" w:bidi="ru_RU"/>
+        </w:rPr>
+        <w:t>12:1</w:t>
+      </w:r>
       <w:r>
         <w:rPr>
           <w:lang w:val="ru_RU" w:bidi="ru_RU"/>
         </w:rPr>
         <w:t xml:space="preserve">; </w:t>
       </w:r>
-      <w:hyperlink r:id="rId18">
-        <w:r>
-          <w:rPr>
-            <w:lang w:val="ru_RU" w:bidi="ru_RU"/>
-          </w:rPr>
-          <w:rPr>
-            <w:color w:val="0000EE"/>
-            <w:u w:val="single"/>
-          </w:rPr>
-          <w:t>16:1</w:t>
-        </w:r>
-      </w:hyperlink>
+      <w:r>
+        <w:rPr>
+          <w:lang w:val="ru_RU" w:bidi="ru_RU"/>
+        </w:rPr>
+        <w:t>16:1</w:t>
+      </w:r>
       <w:r>
         <w:rPr>
           <w:lang w:val="ru_RU" w:bidi="ru_RU"/>
